--- a/backend/templates/Zahtjev za uzorkovanje i ispitivanje - VODA ZA PICE.docx
+++ b/backend/templates/Zahtjev za uzorkovanje i ispitivanje - VODA ZA PICE.docx
@@ -533,12 +533,12 @@
             <w:pPr>
               <w:autoSpaceDN w:val="0"/>
               <w:tabs>
-                <w:tab w:pos="206" w:val="left"/>
+                <w:tab w:pos="354" w:val="left"/>
               </w:tabs>
               <w:autoSpaceDE w:val="0"/>
               <w:widowControl/>
-              <w:spacing w:line="168" w:lineRule="exact" w:before="164" w:after="0"/>
-              <w:ind w:left="104" w:right="1872" w:firstLine="0"/>
+              <w:spacing w:line="286" w:lineRule="auto" w:before="0" w:after="0"/>
+              <w:ind w:left="104" w:right="5616" w:firstLine="0"/>
               <w:jc w:val="left"/>
             </w:pPr>
             <w:r>
@@ -569,33 +569,13 @@
             </w:r>
             <w:r>
               <w:rPr>
-                <w:rFonts w:ascii="MicrosoftYaHeiUI" w:hAnsi="MicrosoftYaHeiUI" w:eastAsia="MicrosoftYaHeiUI"/>
+                <w:rFonts w:ascii="ArialMT" w:hAnsi="ArialMT" w:eastAsia="ArialMT"/>
                 <w:b w:val="0"/>
                 <w:i w:val="0"/>
                 <w:color w:val="000000"/>
                 <w:sz w:val="21"/>
               </w:rPr>
-              <w:t xml:space="preserve">DRUŠTVO SA OGRANIČENOM ODGOVORNOŠĆU "CULT ULCINJ" ZA TRGOVINU, </w:t>
-            </w:r>
-          </w:p>
-          <w:p>
-            <w:pPr>
-              <w:autoSpaceDN w:val="0"/>
-              <w:autoSpaceDE w:val="0"/>
-              <w:widowControl/>
-              <w:spacing w:line="238" w:lineRule="exact" w:before="28" w:after="0"/>
-              <w:ind w:left="206" w:right="0" w:firstLine="0"/>
-              <w:jc w:val="left"/>
-            </w:pPr>
-            <w:r>
-              <w:rPr>
-                <w:rFonts w:ascii="MicrosoftYaHeiUI" w:hAnsi="MicrosoftYaHeiUI" w:eastAsia="MicrosoftYaHeiUI"/>
-                <w:b w:val="0"/>
-                <w:i w:val="0"/>
-                <w:color w:val="000000"/>
-                <w:sz w:val="21"/>
-              </w:rPr>
-              <w:t>UGOSTITELJSTVO I USLUGE "EXPORT-IMPORT" ULCINJ</w:t>
+              <w:t>(NAZIV_FIRME)</w:t>
             </w:r>
           </w:p>
         </w:tc>
@@ -622,11 +602,11 @@
             <w:pPr>
               <w:autoSpaceDN w:val="0"/>
               <w:tabs>
-                <w:tab w:pos="2036" w:val="left"/>
+                <w:tab w:pos="2040" w:val="left"/>
               </w:tabs>
               <w:autoSpaceDE w:val="0"/>
               <w:widowControl/>
-              <w:spacing w:line="332" w:lineRule="exact" w:before="0" w:after="0"/>
+              <w:spacing w:line="288" w:lineRule="auto" w:before="0" w:after="0"/>
               <w:ind w:left="104" w:right="0" w:firstLine="0"/>
               <w:jc w:val="left"/>
             </w:pPr>
@@ -641,17 +621,14 @@
               <w:t xml:space="preserve">Naziv objekta: </w:t>
             </w:r>
             <w:r>
-              <w:tab/>
-            </w:r>
-            <w:r>
               <w:rPr>
-                <w:rFonts w:ascii="MicrosoftYaHeiUI" w:hAnsi="MicrosoftYaHeiUI" w:eastAsia="MicrosoftYaHeiUI"/>
+                <w:rFonts w:ascii="ArialMT" w:hAnsi="ArialMT" w:eastAsia="ArialMT"/>
                 <w:b w:val="0"/>
                 <w:i w:val="0"/>
                 <w:color w:val="000000"/>
                 <w:sz w:val="21"/>
               </w:rPr>
-              <w:t>LOUNGE BAR CULT</w:t>
+              <w:t>(NAZIV_OBJEKTA)</w:t>
             </w:r>
           </w:p>
         </w:tc>
@@ -673,11 +650,11 @@
             <w:pPr>
               <w:autoSpaceDN w:val="0"/>
               <w:tabs>
-                <w:tab w:pos="1746" w:val="left"/>
+                <w:tab w:pos="1388" w:val="left"/>
               </w:tabs>
               <w:autoSpaceDE w:val="0"/>
               <w:widowControl/>
-              <w:spacing w:line="332" w:lineRule="exact" w:before="0" w:after="0"/>
+              <w:spacing w:line="288" w:lineRule="auto" w:before="0" w:after="0"/>
               <w:ind w:left="104" w:right="0" w:firstLine="0"/>
               <w:jc w:val="left"/>
             </w:pPr>
@@ -692,17 +669,14 @@
               <w:t xml:space="preserve">Djelatnost: </w:t>
             </w:r>
             <w:r>
-              <w:tab/>
-            </w:r>
-            <w:r>
               <w:rPr>
-                <w:rFonts w:ascii="MicrosoftYaHeiUI" w:hAnsi="MicrosoftYaHeiUI" w:eastAsia="MicrosoftYaHeiUI"/>
+                <w:rFonts w:ascii="ArialMT" w:hAnsi="ArialMT" w:eastAsia="ArialMT"/>
                 <w:b w:val="0"/>
                 <w:i w:val="0"/>
                 <w:color w:val="000000"/>
                 <w:sz w:val="21"/>
               </w:rPr>
-              <w:t>5610</w:t>
+              <w:t>(SIFRA_DJELATNOSTI)</w:t>
             </w:r>
           </w:p>
         </w:tc>
@@ -729,11 +703,11 @@
             <w:pPr>
               <w:autoSpaceDN w:val="0"/>
               <w:tabs>
-                <w:tab w:pos="1332" w:val="left"/>
+                <w:tab w:pos="1334" w:val="left"/>
               </w:tabs>
               <w:autoSpaceDE w:val="0"/>
               <w:widowControl/>
-              <w:spacing w:line="332" w:lineRule="exact" w:before="0" w:after="0"/>
+              <w:spacing w:line="300" w:lineRule="auto" w:before="0" w:after="0"/>
               <w:ind w:left="104" w:right="0" w:firstLine="0"/>
               <w:jc w:val="left"/>
             </w:pPr>
@@ -752,13 +726,13 @@
             </w:r>
             <w:r>
               <w:rPr>
-                <w:rFonts w:ascii="MicrosoftYaHeiUI" w:hAnsi="MicrosoftYaHeiUI" w:eastAsia="MicrosoftYaHeiUI"/>
+                <w:rFonts w:ascii="ArialMT" w:hAnsi="ArialMT" w:eastAsia="ArialMT"/>
                 <w:b w:val="0"/>
                 <w:i w:val="0"/>
                 <w:color w:val="000000"/>
                 <w:sz w:val="21"/>
               </w:rPr>
-              <w:t>UL.VELLEZERIT FRASHERI BB</w:t>
+              <w:t>(ADRESA_FIRME)</w:t>
             </w:r>
           </w:p>
         </w:tc>
@@ -780,11 +754,11 @@
             <w:pPr>
               <w:autoSpaceDN w:val="0"/>
               <w:tabs>
-                <w:tab w:pos="934" w:val="left"/>
+                <w:tab w:pos="938" w:val="left"/>
               </w:tabs>
               <w:autoSpaceDE w:val="0"/>
               <w:widowControl/>
-              <w:spacing w:line="332" w:lineRule="exact" w:before="0" w:after="0"/>
+              <w:spacing w:line="288" w:lineRule="auto" w:before="0" w:after="0"/>
               <w:ind w:left="104" w:right="0" w:firstLine="0"/>
               <w:jc w:val="left"/>
             </w:pPr>
@@ -799,17 +773,14 @@
               <w:t xml:space="preserve">Grad: </w:t>
             </w:r>
             <w:r>
-              <w:tab/>
-            </w:r>
-            <w:r>
               <w:rPr>
-                <w:rFonts w:ascii="MicrosoftYaHeiUI" w:hAnsi="MicrosoftYaHeiUI" w:eastAsia="MicrosoftYaHeiUI"/>
+                <w:rFonts w:ascii="ArialMT" w:hAnsi="ArialMT" w:eastAsia="ArialMT"/>
                 <w:b w:val="0"/>
                 <w:i w:val="0"/>
                 <w:color w:val="000000"/>
                 <w:sz w:val="21"/>
               </w:rPr>
-              <w:t>ULCINJ</w:t>
+              <w:t>(ADRESA_FIRME)</w:t>
             </w:r>
           </w:p>
         </w:tc>
@@ -887,11 +858,11 @@
             <w:pPr>
               <w:autoSpaceDN w:val="0"/>
               <w:tabs>
-                <w:tab w:pos="860" w:val="left"/>
+                <w:tab w:pos="864" w:val="left"/>
               </w:tabs>
               <w:autoSpaceDE w:val="0"/>
               <w:widowControl/>
-              <w:spacing w:line="332" w:lineRule="exact" w:before="0" w:after="0"/>
+              <w:spacing w:line="288" w:lineRule="auto" w:before="0" w:after="0"/>
               <w:ind w:left="104" w:right="0" w:firstLine="0"/>
               <w:jc w:val="left"/>
             </w:pPr>
@@ -910,13 +881,13 @@
             </w:r>
             <w:r>
               <w:rPr>
-                <w:rFonts w:ascii="MicrosoftYaHeiUI" w:hAnsi="MicrosoftYaHeiUI" w:eastAsia="MicrosoftYaHeiUI"/>
+                <w:rFonts w:ascii="ArialMT" w:hAnsi="ArialMT" w:eastAsia="ArialMT"/>
                 <w:b w:val="0"/>
                 <w:i w:val="0"/>
                 <w:color w:val="000000"/>
                 <w:sz w:val="21"/>
               </w:rPr>
-              <w:t>82/31-03288-7</w:t>
+              <w:t>(PDV_BROJ)</w:t>
             </w:r>
           </w:p>
         </w:tc>
@@ -952,7 +923,7 @@
               </w:tabs>
               <w:autoSpaceDE w:val="0"/>
               <w:widowControl/>
-              <w:spacing w:line="332" w:lineRule="exact" w:before="0" w:after="0"/>
+              <w:spacing w:line="288" w:lineRule="auto" w:before="0" w:after="0"/>
               <w:ind w:left="104" w:right="0" w:firstLine="0"/>
               <w:jc w:val="left"/>
             </w:pPr>
@@ -971,13 +942,13 @@
             </w:r>
             <w:r>
               <w:rPr>
-                <w:rFonts w:ascii="MicrosoftYaHeiUI" w:hAnsi="MicrosoftYaHeiUI" w:eastAsia="MicrosoftYaHeiUI"/>
+                <w:rFonts w:ascii="ArialMT" w:hAnsi="ArialMT" w:eastAsia="ArialMT"/>
                 <w:b w:val="0"/>
                 <w:i w:val="0"/>
                 <w:color w:val="000000"/>
                 <w:sz w:val="21"/>
               </w:rPr>
-              <w:t>JUSUF ELEZAGIC</w:t>
+              <w:t>(IME_PREZIME_DIREKTORA)</w:t>
             </w:r>
           </w:p>
         </w:tc>
@@ -1005,7 +976,7 @@
               <w:autoSpaceDN w:val="0"/>
               <w:autoSpaceDE w:val="0"/>
               <w:widowControl/>
-              <w:spacing w:line="332" w:lineRule="exact" w:before="0" w:after="0"/>
+              <w:spacing w:line="295" w:lineRule="auto" w:before="0" w:after="0"/>
               <w:ind w:left="104" w:right="0" w:firstLine="0"/>
               <w:jc w:val="left"/>
             </w:pPr>
@@ -1021,13 +992,13 @@
             </w:r>
             <w:r>
               <w:rPr>
-                <w:rFonts w:ascii="MicrosoftYaHeiUI" w:hAnsi="MicrosoftYaHeiUI" w:eastAsia="MicrosoftYaHeiUI"/>
+                <w:rFonts w:ascii="ArialMT" w:hAnsi="ArialMT" w:eastAsia="ArialMT"/>
                 <w:b w:val="0"/>
                 <w:i w:val="0"/>
                 <w:color w:val="000000"/>
                 <w:sz w:val="21"/>
               </w:rPr>
-              <w:t>069628880</w:t>
+              <w:t>(BROJ_TELEFONA)</w:t>
             </w:r>
           </w:p>
         </w:tc>
@@ -1050,9 +1021,9 @@
               <w:autoSpaceDN w:val="0"/>
               <w:autoSpaceDE w:val="0"/>
               <w:widowControl/>
-              <w:spacing w:line="332" w:lineRule="exact" w:before="0" w:after="0"/>
-              <w:ind w:left="0" w:right="0" w:firstLine="0"/>
-              <w:jc w:val="center"/>
+              <w:spacing w:line="288" w:lineRule="auto" w:before="0" w:after="0"/>
+              <w:ind w:left="104" w:right="0" w:firstLine="0"/>
+              <w:jc w:val="left"/>
             </w:pPr>
             <w:r>
               <w:rPr>
@@ -1066,13 +1037,13 @@
             </w:r>
             <w:r>
               <w:rPr>
-                <w:rFonts w:ascii="MicrosoftYaHeiUI" w:hAnsi="MicrosoftYaHeiUI" w:eastAsia="MicrosoftYaHeiUI"/>
+                <w:rFonts w:ascii="ArialMT" w:hAnsi="ArialMT" w:eastAsia="ArialMT"/>
                 <w:b w:val="0"/>
                 <w:i w:val="0"/>
                 <w:color w:val="000000"/>
                 <w:sz w:val="21"/>
               </w:rPr>
-              <w:t>advanced.acct@hotmail.com</w:t>
+              <w:t>(email_adresa_firme)</w:t>
             </w:r>
           </w:p>
         </w:tc>
@@ -4804,10 +4775,11 @@
                     <w:autoSpaceDN w:val="0"/>
                     <w:tabs>
                       <w:tab w:pos="4296" w:val="left"/>
+                      <w:tab w:pos="4544" w:val="left"/>
                     </w:tabs>
                     <w:autoSpaceDE w:val="0"/>
                     <w:widowControl/>
-                    <w:spacing w:line="418" w:lineRule="auto" w:before="60" w:after="0"/>
+                    <w:spacing w:line="283" w:lineRule="auto" w:before="60" w:after="0"/>
                     <w:ind w:left="2048" w:right="432" w:firstLine="0"/>
                     <w:jc w:val="left"/>
                   </w:pPr>
@@ -4820,6 +4792,25 @@
                       <w:sz w:val="22"/>
                     </w:rPr>
                     <w:t xml:space="preserve"> M.P.                                Ovlašćeno lice korisnika usluga   </w:t>
+                  </w:r>
+                  <w:r>
+                    <w:tab/>
+                  </w:r>
+                  <w:r>
+                    <w:tab/>
+                  </w:r>
+                  <w:r>
+                    <w:rPr>
+                      <w:rFonts w:ascii="ArialMT" w:hAnsi="ArialMT" w:eastAsia="ArialMT"/>
+                      <w:b w:val="0"/>
+                      <w:i w:val="0"/>
+                      <w:color w:val="000000"/>
+                      <w:sz w:val="21"/>
+                    </w:rPr>
+                    <w:t>(ime_prezime_direktora)</w:t>
+                  </w:r>
+                  <w:r>
+                    <w:br/>
                   </w:r>
                   <w:r>
                     <w:tab/>
@@ -5528,12 +5519,31 @@
           <w:p>
             <w:pPr>
               <w:autoSpaceDN w:val="0"/>
+              <w:tabs>
+                <w:tab w:pos="7586" w:val="left"/>
+              </w:tabs>
               <w:autoSpaceDE w:val="0"/>
               <w:widowControl/>
-              <w:spacing w:line="278" w:lineRule="auto" w:before="196" w:after="0"/>
-              <w:ind w:left="0" w:right="470" w:firstLine="0"/>
-              <w:jc w:val="right"/>
+              <w:spacing w:line="245" w:lineRule="auto" w:before="104" w:after="0"/>
+              <w:ind w:left="7464" w:right="432" w:firstLine="0"/>
+              <w:jc w:val="left"/>
             </w:pPr>
+            <w:r>
+              <w:tab/>
+            </w:r>
+            <w:r>
+              <w:rPr>
+                <w:rFonts w:ascii="ArialMT" w:hAnsi="ArialMT" w:eastAsia="ArialMT"/>
+                <w:b w:val="0"/>
+                <w:i w:val="0"/>
+                <w:color w:val="000000"/>
+                <w:sz w:val="21"/>
+              </w:rPr>
+              <w:t>(ime_prezime_direktora)</w:t>
+            </w:r>
+            <w:r>
+              <w:br/>
+            </w:r>
             <w:r>
               <w:rPr>
                 <w:rFonts w:ascii="TimesNewRomanPSMT" w:hAnsi="TimesNewRomanPSMT" w:eastAsia="TimesNewRomanPSMT"/>
